--- a/Managa_WAS262_SF1.docx
+++ b/Managa_WAS262_SF1.docx
@@ -382,7 +382,7 @@
                 <w:pict>
                   <v:group w14:anchorId="27C9683E" id="Group 252" o:spid="_x0000_s1026" style="position:absolute;margin-left:193.95pt;margin-top:0;width:245.15pt;height:11in;z-index:251659264;mso-width-percent:400;mso-height-percent:1000;mso-position-horizontal:right;mso-position-horizontal-relative:page;mso-position-vertical:top;mso-position-vertical-relative:page;mso-width-percent:400;mso-height-percent:1000" coordsize="31136,100584" o:gfxdata="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">
                     <v:rect id="Rectangle 459" o:spid="_x0000_s1027" alt="Light vertical" style="position:absolute;width:1385;height:100584;visibility:visible;mso-wrap-style:square;v-text-anchor:middle" o:gfxdata="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" fillcolor="#8dd873 [1945]" stroked="f" strokecolor="white" strokeweight="1pt">
-                      <v:fill r:id="rId5" o:title="" opacity="52428f" color2="white [3212]" o:opacity2="52428f" type="pattern"/>
+                      <v:fill r:id="rId7" o:title="" opacity="52428f" color2="white [3212]" o:opacity2="52428f" type="pattern"/>
                       <v:shadow color="#d8d8d8" offset="3pt,3pt"/>
                     </v:rect>
                     <v:rect id="Rectangle 460" o:spid="_x0000_s1028" style="position:absolute;left:1246;width:29718;height:100584;visibility:visible;mso-wrap-style:square;v-text-anchor:top" o:gfxdata="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" fillcolor="#8dd873 [1945]" stroked="f" strokecolor="#d8d8d8"/>
@@ -722,7 +722,7 @@
                         <pic:cNvPicPr/>
                       </pic:nvPicPr>
                       <pic:blipFill>
-                        <a:blip r:embed="rId6">
+                        <a:blip r:embed="rId8">
                           <a:extLst>
                             <a:ext uri="{28A0092B-C50C-407E-A947-70E740481C1C}">
                               <a14:useLocalDpi xmlns:a14="http://schemas.microsoft.com/office/drawing/2010/main" val="0"/>
@@ -763,11 +763,952 @@
         </w:p>
       </w:sdtContent>
     </w:sdt>
+    <w:sdt>
+      <w:sdtPr>
+        <w:rPr>
+          <w:rFonts w:asciiTheme="minorHAnsi" w:eastAsiaTheme="minorHAnsi" w:hAnsiTheme="minorHAnsi" w:cstheme="minorBidi"/>
+          <w:color w:val="auto"/>
+          <w:kern w:val="2"/>
+          <w:sz w:val="24"/>
+          <w:szCs w:val="24"/>
+          <w:lang w:val="en-ZA"/>
+          <w14:ligatures w14:val="standardContextual"/>
+        </w:rPr>
+        <w:id w:val="1531680529"/>
+        <w:docPartObj>
+          <w:docPartGallery w:val="Table of Contents"/>
+          <w:docPartUnique/>
+        </w:docPartObj>
+      </w:sdtPr>
+      <w:sdtEndPr>
+        <w:rPr>
+          <w:b/>
+          <w:bCs/>
+          <w:noProof/>
+        </w:rPr>
+      </w:sdtEndPr>
+      <w:sdtContent>
+        <w:p>
+          <w:pPr>
+            <w:pStyle w:val="TOCHeading"/>
+          </w:pPr>
+          <w:r>
+            <w:t>Table of Contents</w:t>
+          </w:r>
+        </w:p>
+        <w:p>
+          <w:pPr>
+            <w:pStyle w:val="TOC1"/>
+            <w:tabs>
+              <w:tab w:val="right" w:leader="dot" w:pos="9016"/>
+            </w:tabs>
+            <w:rPr>
+              <w:rFonts w:eastAsiaTheme="minorEastAsia"/>
+              <w:noProof/>
+              <w:lang w:eastAsia="en-ZA"/>
+            </w:rPr>
+          </w:pPr>
+          <w:r>
+            <w:fldChar w:fldCharType="begin"/>
+          </w:r>
+          <w:r>
+            <w:instrText xml:space="preserve"> TOC \o "1-3" \h \z \u </w:instrText>
+          </w:r>
+          <w:r>
+            <w:fldChar w:fldCharType="separate"/>
+          </w:r>
+          <w:hyperlink w:anchor="_Toc241515166" w:history="1">
+            <w:r>
+              <w:rPr>
+                <w:rStyle w:val="Hyperlink"/>
+                <w:noProof/>
+              </w:rPr>
+              <w:t>Task 1</w:t>
+            </w:r>
+            <w:r>
+              <w:rPr>
+                <w:noProof/>
+                <w:webHidden/>
+              </w:rPr>
+              <w:tab/>
+            </w:r>
+            <w:r>
+              <w:rPr>
+                <w:noProof/>
+                <w:webHidden/>
+              </w:rPr>
+              <w:fldChar w:fldCharType="begin"/>
+            </w:r>
+            <w:r>
+              <w:rPr>
+                <w:noProof/>
+                <w:webHidden/>
+              </w:rPr>
+              <w:instrText xml:space="preserve"> PAGEREF _Toc241515166 \h </w:instrText>
+            </w:r>
+            <w:r>
+              <w:rPr>
+                <w:noProof/>
+                <w:webHidden/>
+              </w:rPr>
+            </w:r>
+            <w:r>
+              <w:rPr>
+                <w:noProof/>
+                <w:webHidden/>
+              </w:rPr>
+              <w:fldChar w:fldCharType="separate"/>
+            </w:r>
+            <w:r>
+              <w:rPr>
+                <w:noProof/>
+                <w:webHidden/>
+              </w:rPr>
+              <w:t>2</w:t>
+            </w:r>
+            <w:r>
+              <w:rPr>
+                <w:noProof/>
+                <w:webHidden/>
+              </w:rPr>
+              <w:fldChar w:fldCharType="end"/>
+            </w:r>
+          </w:hyperlink>
+        </w:p>
+        <w:p>
+          <w:pPr>
+            <w:pStyle w:val="TOC2"/>
+            <w:tabs>
+              <w:tab w:val="right" w:leader="dot" w:pos="9016"/>
+            </w:tabs>
+            <w:rPr>
+              <w:rFonts w:eastAsiaTheme="minorEastAsia"/>
+              <w:noProof/>
+              <w:lang w:eastAsia="en-ZA"/>
+            </w:rPr>
+          </w:pPr>
+          <w:hyperlink w:anchor="_Toc241515167" w:history="1">
+            <w:r>
+              <w:rPr>
+                <w:rStyle w:val="Hyperlink"/>
+                <w:noProof/>
+              </w:rPr>
+              <w:t>GitHub Repository Setup</w:t>
+            </w:r>
+            <w:r>
+              <w:rPr>
+                <w:noProof/>
+                <w:webHidden/>
+              </w:rPr>
+              <w:tab/>
+            </w:r>
+            <w:r>
+              <w:rPr>
+                <w:noProof/>
+                <w:webHidden/>
+              </w:rPr>
+              <w:fldChar w:fldCharType="begin"/>
+            </w:r>
+            <w:r>
+              <w:rPr>
+                <w:noProof/>
+                <w:webHidden/>
+              </w:rPr>
+              <w:instrText xml:space="preserve"> PAGEREF _Toc241515167 \h </w:instrText>
+            </w:r>
+            <w:r>
+              <w:rPr>
+                <w:noProof/>
+                <w:webHidden/>
+              </w:rPr>
+            </w:r>
+            <w:r>
+              <w:rPr>
+                <w:noProof/>
+                <w:webHidden/>
+              </w:rPr>
+              <w:fldChar w:fldCharType="separate"/>
+            </w:r>
+            <w:r>
+              <w:rPr>
+                <w:noProof/>
+                <w:webHidden/>
+              </w:rPr>
+              <w:t>2</w:t>
+            </w:r>
+            <w:r>
+              <w:rPr>
+                <w:noProof/>
+                <w:webHidden/>
+              </w:rPr>
+              <w:fldChar w:fldCharType="end"/>
+            </w:r>
+          </w:hyperlink>
+        </w:p>
+        <w:p>
+          <w:pPr>
+            <w:pStyle w:val="TOC3"/>
+            <w:tabs>
+              <w:tab w:val="right" w:leader="dot" w:pos="9016"/>
+            </w:tabs>
+            <w:rPr>
+              <w:rFonts w:eastAsiaTheme="minorEastAsia"/>
+              <w:noProof/>
+              <w:lang w:eastAsia="en-ZA"/>
+            </w:rPr>
+          </w:pPr>
+          <w:hyperlink w:anchor="_Toc241515168" w:history="1">
+            <w:r>
+              <w:rPr>
+                <w:rStyle w:val="Hyperlink"/>
+                <w:noProof/>
+              </w:rPr>
+              <w:t>Installation/Setup Instructions</w:t>
+            </w:r>
+            <w:r>
+              <w:rPr>
+                <w:noProof/>
+                <w:webHidden/>
+              </w:rPr>
+              <w:tab/>
+            </w:r>
+            <w:r>
+              <w:rPr>
+                <w:noProof/>
+                <w:webHidden/>
+              </w:rPr>
+              <w:fldChar w:fldCharType="begin"/>
+            </w:r>
+            <w:r>
+              <w:rPr>
+                <w:noProof/>
+                <w:webHidden/>
+              </w:rPr>
+              <w:instrText xml:space="preserve"> PAGEREF _Toc241515168 \h </w:instrText>
+            </w:r>
+            <w:r>
+              <w:rPr>
+                <w:noProof/>
+                <w:webHidden/>
+              </w:rPr>
+            </w:r>
+            <w:r>
+              <w:rPr>
+                <w:noProof/>
+                <w:webHidden/>
+              </w:rPr>
+              <w:fldChar w:fldCharType="separate"/>
+            </w:r>
+            <w:r>
+              <w:rPr>
+                <w:noProof/>
+                <w:webHidden/>
+              </w:rPr>
+              <w:t>2</w:t>
+            </w:r>
+            <w:r>
+              <w:rPr>
+                <w:noProof/>
+                <w:webHidden/>
+              </w:rPr>
+              <w:fldChar w:fldCharType="end"/>
+            </w:r>
+          </w:hyperlink>
+        </w:p>
+        <w:p>
+          <w:pPr>
+            <w:pStyle w:val="TOC3"/>
+            <w:tabs>
+              <w:tab w:val="right" w:leader="dot" w:pos="9016"/>
+            </w:tabs>
+            <w:rPr>
+              <w:rFonts w:eastAsiaTheme="minorEastAsia"/>
+              <w:noProof/>
+              <w:lang w:eastAsia="en-ZA"/>
+            </w:rPr>
+          </w:pPr>
+          <w:hyperlink w:anchor="_Toc241515169" w:history="1">
+            <w:r>
+              <w:rPr>
+                <w:rStyle w:val="Hyperlink"/>
+                <w:noProof/>
+              </w:rPr>
+              <w:t>Initial Folder Structure</w:t>
+            </w:r>
+            <w:r>
+              <w:rPr>
+                <w:noProof/>
+                <w:webHidden/>
+              </w:rPr>
+              <w:tab/>
+            </w:r>
+            <w:r>
+              <w:rPr>
+                <w:noProof/>
+                <w:webHidden/>
+              </w:rPr>
+              <w:fldChar w:fldCharType="begin"/>
+            </w:r>
+            <w:r>
+              <w:rPr>
+                <w:noProof/>
+                <w:webHidden/>
+              </w:rPr>
+              <w:instrText xml:space="preserve"> PAGEREF _Toc241515169 \h </w:instrText>
+            </w:r>
+            <w:r>
+              <w:rPr>
+                <w:noProof/>
+                <w:webHidden/>
+              </w:rPr>
+            </w:r>
+            <w:r>
+              <w:rPr>
+                <w:noProof/>
+                <w:webHidden/>
+              </w:rPr>
+              <w:fldChar w:fldCharType="separate"/>
+            </w:r>
+            <w:r>
+              <w:rPr>
+                <w:noProof/>
+                <w:webHidden/>
+              </w:rPr>
+              <w:t>2</w:t>
+            </w:r>
+            <w:r>
+              <w:rPr>
+                <w:noProof/>
+                <w:webHidden/>
+              </w:rPr>
+              <w:fldChar w:fldCharType="end"/>
+            </w:r>
+          </w:hyperlink>
+        </w:p>
+        <w:p>
+          <w:pPr>
+            <w:pStyle w:val="TOC2"/>
+            <w:tabs>
+              <w:tab w:val="right" w:leader="dot" w:pos="9016"/>
+            </w:tabs>
+            <w:rPr>
+              <w:rFonts w:eastAsiaTheme="minorEastAsia"/>
+              <w:noProof/>
+              <w:lang w:eastAsia="en-ZA"/>
+            </w:rPr>
+          </w:pPr>
+          <w:hyperlink w:anchor="_Toc241515170" w:history="1">
+            <w:r>
+              <w:rPr>
+                <w:rStyle w:val="Hyperlink"/>
+                <w:noProof/>
+              </w:rPr>
+              <w:t>African Problem Investigation</w:t>
+            </w:r>
+            <w:r>
+              <w:rPr>
+                <w:noProof/>
+                <w:webHidden/>
+              </w:rPr>
+              <w:tab/>
+            </w:r>
+            <w:r>
+              <w:rPr>
+                <w:noProof/>
+                <w:webHidden/>
+              </w:rPr>
+              <w:fldChar w:fldCharType="begin"/>
+            </w:r>
+            <w:r>
+              <w:rPr>
+                <w:noProof/>
+                <w:webHidden/>
+              </w:rPr>
+              <w:instrText xml:space="preserve"> PAGEREF _Toc241515170 \h </w:instrText>
+            </w:r>
+            <w:r>
+              <w:rPr>
+                <w:noProof/>
+                <w:webHidden/>
+              </w:rPr>
+            </w:r>
+            <w:r>
+              <w:rPr>
+                <w:noProof/>
+                <w:webHidden/>
+              </w:rPr>
+              <w:fldChar w:fldCharType="separate"/>
+            </w:r>
+            <w:r>
+              <w:rPr>
+                <w:noProof/>
+                <w:webHidden/>
+              </w:rPr>
+              <w:t>2</w:t>
+            </w:r>
+            <w:r>
+              <w:rPr>
+                <w:noProof/>
+                <w:webHidden/>
+              </w:rPr>
+              <w:fldChar w:fldCharType="end"/>
+            </w:r>
+          </w:hyperlink>
+        </w:p>
+        <w:p>
+          <w:pPr>
+            <w:pStyle w:val="TOC2"/>
+            <w:tabs>
+              <w:tab w:val="right" w:leader="dot" w:pos="9016"/>
+            </w:tabs>
+            <w:rPr>
+              <w:rFonts w:eastAsiaTheme="minorEastAsia"/>
+              <w:noProof/>
+              <w:lang w:eastAsia="en-ZA"/>
+            </w:rPr>
+          </w:pPr>
+          <w:hyperlink w:anchor="_Toc241515171" w:history="1">
+            <w:r>
+              <w:rPr>
+                <w:rStyle w:val="Hyperlink"/>
+                <w:noProof/>
+              </w:rPr>
+              <w:t>Wireframe and AI Reflection</w:t>
+            </w:r>
+            <w:r>
+              <w:rPr>
+                <w:noProof/>
+                <w:webHidden/>
+              </w:rPr>
+              <w:tab/>
+            </w:r>
+            <w:r>
+              <w:rPr>
+                <w:noProof/>
+                <w:webHidden/>
+              </w:rPr>
+              <w:fldChar w:fldCharType="begin"/>
+            </w:r>
+            <w:r>
+              <w:rPr>
+                <w:noProof/>
+                <w:webHidden/>
+              </w:rPr>
+              <w:instrText xml:space="preserve"> PAGEREF _Toc241515171 \h </w:instrText>
+            </w:r>
+            <w:r>
+              <w:rPr>
+                <w:noProof/>
+                <w:webHidden/>
+              </w:rPr>
+            </w:r>
+            <w:r>
+              <w:rPr>
+                <w:noProof/>
+                <w:webHidden/>
+              </w:rPr>
+              <w:fldChar w:fldCharType="separate"/>
+            </w:r>
+            <w:r>
+              <w:rPr>
+                <w:noProof/>
+                <w:webHidden/>
+              </w:rPr>
+              <w:t>0</w:t>
+            </w:r>
+            <w:r>
+              <w:rPr>
+                <w:noProof/>
+                <w:webHidden/>
+              </w:rPr>
+              <w:fldChar w:fldCharType="end"/>
+            </w:r>
+          </w:hyperlink>
+        </w:p>
+        <w:p>
+          <w:pPr>
+            <w:pStyle w:val="TOC3"/>
+            <w:tabs>
+              <w:tab w:val="right" w:leader="dot" w:pos="9016"/>
+            </w:tabs>
+            <w:rPr>
+              <w:rFonts w:eastAsiaTheme="minorEastAsia"/>
+              <w:noProof/>
+              <w:lang w:eastAsia="en-ZA"/>
+            </w:rPr>
+          </w:pPr>
+          <w:hyperlink w:anchor="_Toc241515172" w:history="1">
+            <w:r>
+              <w:rPr>
+                <w:rStyle w:val="Hyperlink"/>
+                <w:noProof/>
+              </w:rPr>
+              <w:t>Wireframe</w:t>
+            </w:r>
+            <w:r>
+              <w:rPr>
+                <w:noProof/>
+                <w:webHidden/>
+              </w:rPr>
+              <w:tab/>
+            </w:r>
+            <w:r>
+              <w:rPr>
+                <w:noProof/>
+                <w:webHidden/>
+              </w:rPr>
+              <w:fldChar w:fldCharType="begin"/>
+            </w:r>
+            <w:r>
+              <w:rPr>
+                <w:noProof/>
+                <w:webHidden/>
+              </w:rPr>
+              <w:instrText xml:space="preserve"> PAGEREF _Toc241515172 \h </w:instrText>
+            </w:r>
+            <w:r>
+              <w:rPr>
+                <w:noProof/>
+                <w:webHidden/>
+              </w:rPr>
+            </w:r>
+            <w:r>
+              <w:rPr>
+                <w:noProof/>
+                <w:webHidden/>
+              </w:rPr>
+              <w:fldChar w:fldCharType="separate"/>
+            </w:r>
+            <w:r>
+              <w:rPr>
+                <w:noProof/>
+                <w:webHidden/>
+              </w:rPr>
+              <w:t>0</w:t>
+            </w:r>
+            <w:r>
+              <w:rPr>
+                <w:noProof/>
+                <w:webHidden/>
+              </w:rPr>
+              <w:fldChar w:fldCharType="end"/>
+            </w:r>
+          </w:hyperlink>
+        </w:p>
+        <w:p>
+          <w:pPr>
+            <w:pStyle w:val="TOC3"/>
+            <w:tabs>
+              <w:tab w:val="right" w:leader="dot" w:pos="9016"/>
+            </w:tabs>
+            <w:rPr>
+              <w:rFonts w:eastAsiaTheme="minorEastAsia"/>
+              <w:noProof/>
+              <w:lang w:eastAsia="en-ZA"/>
+            </w:rPr>
+          </w:pPr>
+          <w:hyperlink w:anchor="_Toc241515173" w:history="1">
+            <w:r>
+              <w:rPr>
+                <w:rStyle w:val="Hyperlink"/>
+                <w:noProof/>
+              </w:rPr>
+              <w:t>AI Usage discloser</w:t>
+            </w:r>
+            <w:r>
+              <w:rPr>
+                <w:noProof/>
+                <w:webHidden/>
+              </w:rPr>
+              <w:tab/>
+            </w:r>
+            <w:r>
+              <w:rPr>
+                <w:noProof/>
+                <w:webHidden/>
+              </w:rPr>
+              <w:fldChar w:fldCharType="begin"/>
+            </w:r>
+            <w:r>
+              <w:rPr>
+                <w:noProof/>
+                <w:webHidden/>
+              </w:rPr>
+              <w:instrText xml:space="preserve"> PAGEREF _Toc241515173 \h </w:instrText>
+            </w:r>
+            <w:r>
+              <w:rPr>
+                <w:noProof/>
+                <w:webHidden/>
+              </w:rPr>
+            </w:r>
+            <w:r>
+              <w:rPr>
+                <w:noProof/>
+                <w:webHidden/>
+              </w:rPr>
+              <w:fldChar w:fldCharType="separate"/>
+            </w:r>
+            <w:r>
+              <w:rPr>
+                <w:noProof/>
+                <w:webHidden/>
+              </w:rPr>
+              <w:t>0</w:t>
+            </w:r>
+            <w:r>
+              <w:rPr>
+                <w:noProof/>
+                <w:webHidden/>
+              </w:rPr>
+              <w:fldChar w:fldCharType="end"/>
+            </w:r>
+          </w:hyperlink>
+        </w:p>
+        <w:p>
+          <w:r>
+            <w:rPr>
+              <w:b/>
+              <w:bCs/>
+              <w:noProof/>
+            </w:rPr>
+            <w:fldChar w:fldCharType="end"/>
+          </w:r>
+        </w:p>
+      </w:sdtContent>
+    </w:sdt>
     <w:p>
+      <w:r>
+        <w:br w:type="page"/>
+      </w:r>
+    </w:p>
+    <w:p>
+      <w:pPr>
+        <w:pStyle w:val="Heading1"/>
+      </w:pPr>
+      <w:bookmarkStart w:id="0" w:name="_Toc241515166"/>
+      <w:r>
+        <w:lastRenderedPageBreak/>
+        <w:t>Task 1</w:t>
+      </w:r>
+      <w:bookmarkEnd w:id="0"/>
+    </w:p>
+    <w:p>
+      <w:pPr>
+        <w:pStyle w:val="Heading2"/>
+      </w:pPr>
+      <w:bookmarkStart w:id="1" w:name="_Toc241515167"/>
+      <w:r>
+        <w:t xml:space="preserve">GitHub Repository </w:t>
+      </w:r>
+      <w:r>
+        <w:t>Setup</w:t>
+      </w:r>
+      <w:bookmarkEnd w:id="1"/>
+    </w:p>
+    <w:p>
+      <w:pPr>
+        <w:pStyle w:val="Heading3"/>
+      </w:pPr>
+      <w:bookmarkStart w:id="2" w:name="_Toc241515168"/>
+      <w:r>
+        <w:t>Installation/Setup Instructions</w:t>
+      </w:r>
+      <w:bookmarkEnd w:id="2"/>
+    </w:p>
+    <w:p>
+      <w:r>
+        <w:t xml:space="preserve">The </w:t>
+      </w:r>
+    </w:p>
+    <w:p>
+      <w:pPr>
+        <w:pStyle w:val="Heading3"/>
+      </w:pPr>
+      <w:bookmarkStart w:id="3" w:name="_Toc241515169"/>
+      <w:r>
+        <w:t>Initial</w:t>
+      </w:r>
+      <w:r>
+        <w:t xml:space="preserve"> Folder Structure</w:t>
+      </w:r>
+      <w:bookmarkEnd w:id="3"/>
+    </w:p>
+    <w:p>
+      <w:pPr>
+        <w:pStyle w:val="ListParagraph"/>
+        <w:numPr>
+          <w:ilvl w:val="0"/>
+          <w:numId w:val="2"/>
+        </w:numPr>
+      </w:pPr>
+      <w:r>
+        <w:t>Managa_Moabelo_WebAnime_WAS262_SF1</w:t>
+      </w:r>
+    </w:p>
+    <w:p>
+      <w:pPr>
+        <w:pStyle w:val="ListParagraph"/>
+        <w:numPr>
+          <w:ilvl w:val="1"/>
+          <w:numId w:val="2"/>
+        </w:numPr>
+      </w:pPr>
+      <w:r>
+        <w:t>Index.html</w:t>
+      </w:r>
+    </w:p>
+    <w:p>
+      <w:pPr>
+        <w:pStyle w:val="ListParagraph"/>
+        <w:numPr>
+          <w:ilvl w:val="1"/>
+          <w:numId w:val="2"/>
+        </w:numPr>
+      </w:pPr>
+      <w:r>
+        <w:t>Managa_WAS262_SF1.docx</w:t>
+      </w:r>
+    </w:p>
+    <w:p>
+      <w:pPr>
+        <w:pStyle w:val="ListParagraph"/>
+        <w:numPr>
+          <w:ilvl w:val="1"/>
+          <w:numId w:val="2"/>
+        </w:numPr>
+      </w:pPr>
+      <w:r>
+        <w:t>README.md</w:t>
+      </w:r>
+    </w:p>
+    <w:p>
+      <w:pPr>
+        <w:pStyle w:val="ListParagraph"/>
+        <w:numPr>
+          <w:ilvl w:val="1"/>
+          <w:numId w:val="2"/>
+        </w:numPr>
+      </w:pPr>
+      <w:r>
+        <w:t>Script.js</w:t>
+      </w:r>
+    </w:p>
+    <w:p>
+      <w:pPr>
+        <w:pStyle w:val="ListParagraph"/>
+        <w:numPr>
+          <w:ilvl w:val="1"/>
+          <w:numId w:val="2"/>
+        </w:numPr>
+      </w:pPr>
+      <w:r>
+        <w:t>Style.css</w:t>
+      </w:r>
+    </w:p>
+    <w:p>
+      <w:pPr>
+        <w:pStyle w:val="ListParagraph"/>
+        <w:numPr>
+          <w:ilvl w:val="1"/>
+          <w:numId w:val="2"/>
+        </w:numPr>
+      </w:pPr>
+      <w:r>
+        <w:t>Wireframes.svg</w:t>
+      </w:r>
+    </w:p>
+    <w:p>
+      <w:pPr>
+        <w:pStyle w:val="ListParagraph"/>
+        <w:numPr>
+          <w:ilvl w:val="0"/>
+          <w:numId w:val="2"/>
+        </w:numPr>
+      </w:pPr>
+      <w:r>
+        <w:t>Assets</w:t>
+      </w:r>
+    </w:p>
+    <w:p>
+      <w:pPr>
+        <w:pStyle w:val="ListParagraph"/>
+        <w:numPr>
+          <w:ilvl w:val="1"/>
+          <w:numId w:val="2"/>
+        </w:numPr>
+      </w:pPr>
+      <w:r>
+        <w:t>So</w:t>
+      </w:r>
+      <w:r>
+        <w:t>unds</w:t>
+      </w:r>
+    </w:p>
+    <w:p>
+      <w:pPr>
+        <w:pStyle w:val="ListParagraph"/>
+        <w:numPr>
+          <w:ilvl w:val="2"/>
+          <w:numId w:val="2"/>
+        </w:numPr>
+      </w:pPr>
+      <w:r>
+        <w:t>Background.mp3</w:t>
+      </w:r>
+    </w:p>
+    <w:p>
+      <w:pPr>
+        <w:pStyle w:val="ListParagraph"/>
+        <w:numPr>
+          <w:ilvl w:val="2"/>
+          <w:numId w:val="2"/>
+        </w:numPr>
+      </w:pPr>
+      <w:r>
+        <w:t>Collision.</w:t>
+      </w:r>
+      <w:r>
+        <w:t>mp3</w:t>
+      </w:r>
+    </w:p>
+    <w:p>
+      <w:pPr>
+        <w:pStyle w:val="ListParagraph"/>
+        <w:numPr>
+          <w:ilvl w:val="2"/>
+          <w:numId w:val="2"/>
+        </w:numPr>
+      </w:pPr>
+      <w:r>
+        <w:t>Move.</w:t>
+      </w:r>
+      <w:r>
+        <w:t>mp3</w:t>
+      </w:r>
+    </w:p>
+    <w:p>
+      <w:pPr>
+        <w:pStyle w:val="Heading2"/>
+      </w:pPr>
+      <w:bookmarkStart w:id="4" w:name="_Toc241515170"/>
+      <w:r>
+        <w:t>African Problem Investigation</w:t>
+      </w:r>
+      <w:bookmarkEnd w:id="4"/>
+    </w:p>
+    <w:p>
+      <w:r>
+        <w:t xml:space="preserve">The problem we are trying to address with EcoDash is how load-shedding can affect deliveries and access to essential resources in South Africa. The project uses a drone to deliver resources while navigating through urban environments such as Johannesburg, where electricity interruptions can affect normal delivery and charging infrastructure. The drone must also avoid environmental obstacles such as birds, buildings, and other objects while delivering resources to small buildings. Trigonometry and vector mathematics are used in EcoDash to simulate realistic drone movement and environmental challenges. The drone uses Math.cos(this.angle) to calculate its horizontal movement and Math.sin(this.angle) to calculate its vertical movement, allowing it to travel in the direction it is facing. Vector mathematics is also used to simulate wind by applying windForce, which pushes the drone sideways and represents a crosswind. Friction gradually reduces the drone's speed when it is not accelerating, simulating resistance from the environment. Distance calculations using the x and y differences between objects are used to detect collisions with birds and other obstacles. The game also includes battery drain while the drone is moving, requiring the player to manage energy and use charging zones, while load-shedding can disable the charging zones. Rain, wind, friction, battery consumption, and collision detection </w:t>
+      </w:r>
+      <w:r>
+        <w:lastRenderedPageBreak/>
+        <w:t>therefore create environmental challenges that affect gameplay and require the player to manage the drone's movement, safety, and resources</w:t>
+      </w:r>
+      <w:r>
+        <w:t>.</w:t>
+      </w:r>
+    </w:p>
+    <w:p>
+      <w:pPr>
+        <w:sectPr>
+          <w:pgSz w:w="11906" w:h="16838"/>
+          <w:pgMar w:top="1440" w:right="1440" w:bottom="1440" w:left="1440" w:header="708" w:footer="708" w:gutter="0"/>
+          <w:pgNumType w:start="0"/>
+          <w:cols w:space="708"/>
+          <w:titlePg/>
+          <w:docGrid w:linePitch="360"/>
+        </w:sectPr>
+      </w:pPr>
+    </w:p>
+    <w:p>
+      <w:pPr>
+        <w:pStyle w:val="Heading2"/>
+      </w:pPr>
+      <w:bookmarkStart w:id="5" w:name="_Toc241515171"/>
+      <w:r>
+        <w:lastRenderedPageBreak/>
+        <w:t>Wireframe and AI Reflection</w:t>
+      </w:r>
+      <w:bookmarkEnd w:id="5"/>
+    </w:p>
+    <w:p>
+      <w:pPr>
+        <w:pStyle w:val="Heading3"/>
+      </w:pPr>
+      <w:bookmarkStart w:id="6" w:name="_Toc241515172"/>
+      <w:r>
+        <w:t>Wireframe</w:t>
+      </w:r>
+      <w:bookmarkEnd w:id="6"/>
+    </w:p>
+    <w:p>
+      <w:r>
+        <w:drawing>
+          <wp:inline distT="0" distB="0" distL="0" distR="0" wp14:anchorId="2C574292" wp14:editId="7FF82493">
+            <wp:extent cx="9876155" cy="5931876"/>
+            <wp:effectExtent l="0" t="0" r="0" b="0"/>
+            <wp:docPr id="1718309349" name="Graphic 1"/>
+            <wp:cNvGraphicFramePr>
+              <a:graphicFrameLocks xmlns:a="http://schemas.openxmlformats.org/drawingml/2006/main" noChangeAspect="1"/>
+            </wp:cNvGraphicFramePr>
+            <a:graphic xmlns:a="http://schemas.openxmlformats.org/drawingml/2006/main">
+              <a:graphicData uri="http://schemas.openxmlformats.org/drawingml/2006/picture">
+                <pic:pic xmlns:pic="http://schemas.openxmlformats.org/drawingml/2006/picture">
+                  <pic:nvPicPr>
+                    <pic:cNvPr id="1718309349" name=""/>
+                    <pic:cNvPicPr/>
+                  </pic:nvPicPr>
+                  <pic:blipFill>
+                    <a:blip r:embed="rId9">
+                      <a:extLst>
+                        <a:ext uri="{96DAC541-7B7A-43D3-8B79-37D633B846F1}">
+                          <asvg:svgBlip xmlns:asvg="http://schemas.microsoft.com/office/drawing/2016/SVG/main" r:embed="rId10"/>
+                        </a:ext>
+                      </a:extLst>
+                    </a:blip>
+                    <a:stretch>
+                      <a:fillRect/>
+                    </a:stretch>
+                  </pic:blipFill>
+                  <pic:spPr>
+                    <a:xfrm>
+                      <a:off x="0" y="0"/>
+                      <a:ext cx="9971446" cy="5989110"/>
+                    </a:xfrm>
+                    <a:prstGeom prst="rect">
+                      <a:avLst/>
+                    </a:prstGeom>
+                  </pic:spPr>
+                </pic:pic>
+              </a:graphicData>
+            </a:graphic>
+          </wp:inline>
+        </w:drawing>
+      </w:r>
+    </w:p>
+    <w:p>
+      <w:pPr>
+        <w:sectPr>
+          <w:pgSz w:w="16838" w:h="11906" w:orient="landscape"/>
+          <w:pgMar w:top="720" w:right="720" w:bottom="720" w:left="720" w:header="708" w:footer="708" w:gutter="0"/>
+          <w:pgNumType w:start="0"/>
+          <w:cols w:space="708"/>
+          <w:titlePg/>
+          <w:docGrid w:linePitch="360"/>
+        </w:sectPr>
+      </w:pPr>
+    </w:p>
+    <w:p>
+      <w:pPr>
+        <w:pStyle w:val="Heading3"/>
+      </w:pPr>
+      <w:bookmarkStart w:id="7" w:name="_Toc241515173"/>
       <w:r>
         <w:lastRenderedPageBreak/>
         <w:t>AI Usage discloser</w:t>
       </w:r>
+      <w:bookmarkEnd w:id="7"/>
     </w:p>
     <w:tbl>
       <w:tblPr>
@@ -867,10 +1808,7 @@
           </w:tcPr>
           <w:p>
             <w:r>
-              <w:t xml:space="preserve">Provided </w:t>
-            </w:r>
-            <w:r>
-              <w:t>base logic for collision sound</w:t>
+              <w:t>Provided base logic for collision sound</w:t>
             </w:r>
           </w:p>
         </w:tc>
@@ -880,10 +1818,7 @@
           </w:tcPr>
           <w:p>
             <w:r>
-              <w:t xml:space="preserve">Added </w:t>
-            </w:r>
-            <w:r>
-              <w:t>collision sounds</w:t>
+              <w:t>Added collision sounds</w:t>
             </w:r>
           </w:p>
         </w:tc>
@@ -895,10 +1830,7 @@
           </w:tcPr>
           <w:p>
             <w:r>
-              <w:t xml:space="preserve">How to add </w:t>
-            </w:r>
-            <w:r>
-              <w:t>move sound</w:t>
+              <w:t>How to add move sound</w:t>
             </w:r>
           </w:p>
         </w:tc>
@@ -918,16 +1850,7 @@
           </w:tcPr>
           <w:p>
             <w:r>
-              <w:t xml:space="preserve">Added </w:t>
-            </w:r>
-            <w:r>
-              <w:t>moving sou</w:t>
-            </w:r>
-            <w:r>
-              <w:t>n</w:t>
-            </w:r>
-            <w:r>
-              <w:t>ds</w:t>
+              <w:t>Added moving sounds</w:t>
             </w:r>
           </w:p>
         </w:tc>
@@ -971,13 +1894,7 @@
           </w:tcPr>
           <w:p>
             <w:r>
-              <w:t>How can I add weather patterns like rain</w:t>
-            </w:r>
-            <w:r>
-              <w:t xml:space="preserve">, </w:t>
-            </w:r>
-            <w:r>
-              <w:t>wind,</w:t>
+              <w:t>How can I add weather patterns like rain, wind,</w:t>
             </w:r>
           </w:p>
         </w:tc>
@@ -1009,25 +1926,7 @@
           </w:tcPr>
           <w:p>
             <w:r>
-              <w:t xml:space="preserve">Where can I find </w:t>
-            </w:r>
-            <w:r>
-              <w:t>background</w:t>
-            </w:r>
-            <w:r>
-              <w:t xml:space="preserve"> music</w:t>
-            </w:r>
-            <w:r>
-              <w:t xml:space="preserve">, </w:t>
-            </w:r>
-            <w:r>
-              <w:t>movement</w:t>
-            </w:r>
-            <w:r>
-              <w:t>,</w:t>
-            </w:r>
-            <w:r>
-              <w:t xml:space="preserve"> and collision sounds</w:t>
+              <w:t>Where can I find background music, movement, and collision sounds</w:t>
             </w:r>
           </w:p>
         </w:tc>
@@ -1037,16 +1936,7 @@
           </w:tcPr>
           <w:p>
             <w:r>
-              <w:t xml:space="preserve">Provided sources to </w:t>
-            </w:r>
-            <w:r>
-              <w:t xml:space="preserve">background music, </w:t>
-            </w:r>
-            <w:r>
-              <w:t xml:space="preserve">movement and collision sounds that </w:t>
-            </w:r>
-            <w:r>
-              <w:t>are royalty free</w:t>
+              <w:t>Provided sources to background music, movement and collision sounds that are royalty free</w:t>
             </w:r>
           </w:p>
         </w:tc>
@@ -1056,19 +1946,7 @@
           </w:tcPr>
           <w:p>
             <w:r>
-              <w:t xml:space="preserve">Included </w:t>
-            </w:r>
-            <w:r>
-              <w:t>background</w:t>
-            </w:r>
-            <w:r>
-              <w:t xml:space="preserve"> music</w:t>
-            </w:r>
-            <w:r>
-              <w:t xml:space="preserve">, </w:t>
-            </w:r>
-            <w:r>
-              <w:t>movement and collision sounds</w:t>
+              <w:t>Included background music, movement and collision sounds</w:t>
             </w:r>
           </w:p>
         </w:tc>
@@ -1080,10 +1958,7 @@
           </w:tcPr>
           <w:p>
             <w:r>
-              <w:t>How to</w:t>
-            </w:r>
-            <w:r>
-              <w:t xml:space="preserve"> get day and night cycles</w:t>
+              <w:t>How to get day and night cycles</w:t>
             </w:r>
           </w:p>
         </w:tc>
@@ -1115,16 +1990,7 @@
           </w:tcPr>
           <w:p>
             <w:r>
-              <w:t xml:space="preserve">How </w:t>
-            </w:r>
-            <w:r>
-              <w:t>to code and get start, pause</w:t>
-            </w:r>
-            <w:r>
-              <w:t>, restart</w:t>
-            </w:r>
-            <w:r>
-              <w:t>, and game over screens</w:t>
+              <w:t>How to code and get start, pause, restart, and game over screens</w:t>
             </w:r>
           </w:p>
         </w:tc>
@@ -1134,13 +2000,7 @@
           </w:tcPr>
           <w:p>
             <w:r>
-              <w:t>Provided source codes for pause menu</w:t>
-            </w:r>
-            <w:r>
-              <w:t>, restart menu</w:t>
-            </w:r>
-            <w:r>
-              <w:t>, start menu, and game over menu screens</w:t>
+              <w:t>Provided source codes for pause menu, restart menu, start menu, and game over menu screens</w:t>
             </w:r>
           </w:p>
         </w:tc>
@@ -1150,22 +2010,7 @@
           </w:tcPr>
           <w:p>
             <w:r>
-              <w:t>Added</w:t>
-            </w:r>
-            <w:r>
-              <w:t xml:space="preserve"> </w:t>
-            </w:r>
-            <w:r>
-              <w:t>pause menu, restart menu</w:t>
-            </w:r>
-            <w:r>
-              <w:t>,</w:t>
-            </w:r>
-            <w:r>
-              <w:t xml:space="preserve"> </w:t>
-            </w:r>
-            <w:r>
-              <w:t>start menu, and game over menu screens</w:t>
+              <w:t>Added pause menu, restart menu, start menu, and game over menu screens</w:t>
             </w:r>
           </w:p>
         </w:tc>
@@ -1187,10 +2032,7 @@
           </w:tcPr>
           <w:p>
             <w:r>
-              <w:t xml:space="preserve">Provided </w:t>
-            </w:r>
-            <w:r>
-              <w:t>score system code with local feature</w:t>
+              <w:t>Provided score system code with local feature</w:t>
             </w:r>
           </w:p>
         </w:tc>
@@ -1200,21 +2042,81 @@
           </w:tcPr>
           <w:p>
             <w:r>
-              <w:t xml:space="preserve">Added </w:t>
-            </w:r>
-            <w:r>
-              <w:t xml:space="preserve">score system code with local </w:t>
-            </w:r>
-            <w:r>
-              <w:t xml:space="preserve">save </w:t>
-            </w:r>
-            <w:r>
-              <w:t>feature</w:t>
+              <w:t>Added score system code with local save feature</w:t>
             </w:r>
           </w:p>
         </w:tc>
       </w:tr>
     </w:tbl>
+    <w:p/>
+    <w:p>
+      <w:r>
+        <w:br w:type="page"/>
+      </w:r>
+    </w:p>
+    <w:sdt>
+      <w:sdtPr>
+        <w:id w:val="-508057943"/>
+        <w:docPartObj>
+          <w:docPartGallery w:val="Bibliographies"/>
+          <w:docPartUnique/>
+        </w:docPartObj>
+      </w:sdtPr>
+      <w:sdtEndPr>
+        <w:rPr>
+          <w:rFonts w:asciiTheme="minorHAnsi" w:eastAsiaTheme="minorHAnsi" w:hAnsiTheme="minorHAnsi" w:cstheme="minorBidi"/>
+          <w:color w:val="auto"/>
+          <w:sz w:val="24"/>
+          <w:szCs w:val="24"/>
+        </w:rPr>
+      </w:sdtEndPr>
+      <w:sdtContent>
+        <w:p>
+          <w:pPr>
+            <w:pStyle w:val="Heading1"/>
+          </w:pPr>
+          <w:r>
+            <w:t>References</w:t>
+          </w:r>
+        </w:p>
+        <w:sdt>
+          <w:sdtPr>
+            <w:id w:val="-573587230"/>
+            <w:bibliography/>
+          </w:sdtPr>
+          <w:sdtContent>
+            <w:p>
+              <w:r>
+                <w:fldChar w:fldCharType="begin"/>
+              </w:r>
+              <w:r>
+                <w:instrText xml:space="preserve"> BIBLIOGRAPHY </w:instrText>
+              </w:r>
+              <w:r>
+                <w:fldChar w:fldCharType="separate"/>
+              </w:r>
+              <w:r>
+                <w:rPr>
+                  <w:b/>
+                  <w:bCs/>
+                  <w:noProof/>
+                  <w:lang w:val="en-US"/>
+                </w:rPr>
+                <w:t>There are no sources in the current document.</w:t>
+              </w:r>
+              <w:r>
+                <w:rPr>
+                  <w:b/>
+                  <w:bCs/>
+                  <w:noProof/>
+                </w:rPr>
+                <w:fldChar w:fldCharType="end"/>
+              </w:r>
+            </w:p>
+          </w:sdtContent>
+        </w:sdt>
+      </w:sdtContent>
+    </w:sdt>
     <w:p/>
     <w:sectPr>
       <w:pgSz w:w="11906" w:h="16838"/>
@@ -1226,6 +2128,243 @@
     </w:sectPr>
   </w:body>
 </w:document>
+</file>
+
+<file path=word/numbering.xml><?xml version="1.0" encoding="utf-8"?>
+<w:numbering xmlns:wpc="http://schemas.microsoft.com/office/word/2010/wordprocessingCanvas" xmlns:cx="http://schemas.microsoft.com/office/drawing/2014/chartex" xmlns:cx1="http://schemas.microsoft.com/office/drawing/2015/9/8/chartex" xmlns:cx2="http://schemas.microsoft.com/office/drawing/2015/10/21/chartex" xmlns:cx3="http://schemas.microsoft.com/office/drawing/2016/5/9/chartex" xmlns:cx4="http://schemas.microsoft.com/office/drawing/2016/5/10/chartex" xmlns:cx5="http://schemas.microsoft.com/office/drawing/2016/5/11/chartex" xmlns:cx6="http://schemas.microsoft.com/office/drawing/2016/5/12/chartex" xmlns:cx7="http://schemas.microsoft.com/office/drawing/2016/5/13/chartex" xmlns:cx8="http://schemas.microsoft.com/office/drawing/2016/5/14/chartex" xmlns:mc="http://schemas.openxmlformats.org/markup-compatibility/2006" xmlns:aink="http://schemas.microsoft.com/office/drawing/2016/ink" xmlns:am3d="http://schemas.microsoft.com/office/drawing/2017/model3d" xmlns:o="urn:schemas-microsoft-com:office:office" xmlns:oel="http://schemas.microsoft.com/office/2019/extlst" xmlns:r="http://schemas.openxmlformats.org/officeDocument/2006/relationships" xmlns:m="http://schemas.openxmlformats.org/officeDocument/2006/math" xmlns:v="urn:schemas-microsoft-com:vml" xmlns:wp14="http://schemas.microsoft.com/office/word/2010/wordprocessingDrawing" xmlns:wp="http://schemas.openxmlformats.org/drawingml/2006/wordprocessingDrawing" xmlns:w10="urn:schemas-microsoft-com:office:word" xmlns:w="http://schemas.openxmlformats.org/wordprocessingml/2006/main" xmlns:w14="http://schemas.microsoft.com/office/word/2010/wordml" xmlns:w15="http://schemas.microsoft.com/office/word/2012/wordml" xmlns:w16cex="http://schemas.microsoft.com/office/word/2018/wordml/cex" xmlns:w16cid="http://schemas.microsoft.com/office/word/2016/wordml/cid" xmlns:w16="http://schemas.microsoft.com/office/word/2018/wordml" xmlns:w16du="http://schemas.microsoft.com/office/word/2023/wordml/word16du" xmlns:w16sdtdh="http://schemas.microsoft.com/office/word/2020/wordml/sdtdatahash" xmlns:w16sdtfl="http://schemas.microsoft.com/office/word/2024/wordml/sdtformatlock" xmlns:w16se="http://schemas.microsoft.com/office/word/2015/wordml/symex" xmlns:wpg="http://schemas.microsoft.com/office/word/2010/wordprocessingGroup" xmlns:wpi="http://schemas.microsoft.com/office/word/2010/wordprocessingInk" xmlns:wne="http://schemas.microsoft.com/office/word/2006/wordml" xmlns:wps="http://schemas.microsoft.com/office/word/2010/wordprocessingShape" mc:Ignorable="w14 w15 w16se w16cid w16 w16cex w16sdtdh w16sdtfl w16du wp14">
+  <w:abstractNum w:abstractNumId="0" w15:restartNumberingAfterBreak="0">
+    <w:nsid w:val="099D0A66"/>
+    <w:multiLevelType w:val="multilevel"/>
+    <w:tmpl w:val="F990A686"/>
+    <w:lvl w:ilvl="0">
+      <w:start w:val="1"/>
+      <w:numFmt w:val="decimal"/>
+      <w:lvlText w:val="%1"/>
+      <w:lvlJc w:val="left"/>
+      <w:pPr>
+        <w:ind w:left="480" w:hanging="480"/>
+      </w:pPr>
+      <w:rPr>
+        <w:rFonts w:hint="default"/>
+      </w:rPr>
+    </w:lvl>
+    <w:lvl w:ilvl="1">
+      <w:start w:val="1"/>
+      <w:numFmt w:val="decimal"/>
+      <w:lvlText w:val="%1.%2"/>
+      <w:lvlJc w:val="left"/>
+      <w:pPr>
+        <w:ind w:left="480" w:hanging="480"/>
+      </w:pPr>
+      <w:rPr>
+        <w:rFonts w:hint="default"/>
+      </w:rPr>
+    </w:lvl>
+    <w:lvl w:ilvl="2">
+      <w:start w:val="1"/>
+      <w:numFmt w:val="decimal"/>
+      <w:lvlText w:val="%1.%2.%3"/>
+      <w:lvlJc w:val="left"/>
+      <w:pPr>
+        <w:ind w:left="720" w:hanging="720"/>
+      </w:pPr>
+      <w:rPr>
+        <w:rFonts w:hint="default"/>
+      </w:rPr>
+    </w:lvl>
+    <w:lvl w:ilvl="3">
+      <w:start w:val="1"/>
+      <w:numFmt w:val="decimal"/>
+      <w:lvlText w:val="%1.%2.%3.%4"/>
+      <w:lvlJc w:val="left"/>
+      <w:pPr>
+        <w:ind w:left="1080" w:hanging="1080"/>
+      </w:pPr>
+      <w:rPr>
+        <w:rFonts w:hint="default"/>
+      </w:rPr>
+    </w:lvl>
+    <w:lvl w:ilvl="4">
+      <w:start w:val="1"/>
+      <w:numFmt w:val="decimal"/>
+      <w:lvlText w:val="%1.%2.%3.%4.%5"/>
+      <w:lvlJc w:val="left"/>
+      <w:pPr>
+        <w:ind w:left="1080" w:hanging="1080"/>
+      </w:pPr>
+      <w:rPr>
+        <w:rFonts w:hint="default"/>
+      </w:rPr>
+    </w:lvl>
+    <w:lvl w:ilvl="5">
+      <w:start w:val="1"/>
+      <w:numFmt w:val="decimal"/>
+      <w:lvlText w:val="%1.%2.%3.%4.%5.%6"/>
+      <w:lvlJc w:val="left"/>
+      <w:pPr>
+        <w:ind w:left="1440" w:hanging="1440"/>
+      </w:pPr>
+      <w:rPr>
+        <w:rFonts w:hint="default"/>
+      </w:rPr>
+    </w:lvl>
+    <w:lvl w:ilvl="6">
+      <w:start w:val="1"/>
+      <w:numFmt w:val="decimal"/>
+      <w:lvlText w:val="%1.%2.%3.%4.%5.%6.%7"/>
+      <w:lvlJc w:val="left"/>
+      <w:pPr>
+        <w:ind w:left="1440" w:hanging="1440"/>
+      </w:pPr>
+      <w:rPr>
+        <w:rFonts w:hint="default"/>
+      </w:rPr>
+    </w:lvl>
+    <w:lvl w:ilvl="7">
+      <w:start w:val="1"/>
+      <w:numFmt w:val="decimal"/>
+      <w:lvlText w:val="%1.%2.%3.%4.%5.%6.%7.%8"/>
+      <w:lvlJc w:val="left"/>
+      <w:pPr>
+        <w:ind w:left="1800" w:hanging="1800"/>
+      </w:pPr>
+      <w:rPr>
+        <w:rFonts w:hint="default"/>
+      </w:rPr>
+    </w:lvl>
+    <w:lvl w:ilvl="8">
+      <w:start w:val="1"/>
+      <w:numFmt w:val="decimal"/>
+      <w:lvlText w:val="%1.%2.%3.%4.%5.%6.%7.%8.%9"/>
+      <w:lvlJc w:val="left"/>
+      <w:pPr>
+        <w:ind w:left="1800" w:hanging="1800"/>
+      </w:pPr>
+      <w:rPr>
+        <w:rFonts w:hint="default"/>
+      </w:rPr>
+    </w:lvl>
+  </w:abstractNum>
+  <w:abstractNum w:abstractNumId="1" w15:restartNumberingAfterBreak="0">
+    <w:nsid w:val="490E54F7"/>
+    <w:multiLevelType w:val="hybridMultilevel"/>
+    <w:tmpl w:val="A8C4E19E"/>
+    <w:lvl w:ilvl="0" w:tplc="1C090001">
+      <w:start w:val="1"/>
+      <w:numFmt w:val="bullet"/>
+      <w:lvlText w:val=""/>
+      <w:lvlJc w:val="left"/>
+      <w:pPr>
+        <w:ind w:left="720" w:hanging="360"/>
+      </w:pPr>
+      <w:rPr>
+        <w:rFonts w:ascii="Symbol" w:hAnsi="Symbol" w:hint="default"/>
+      </w:rPr>
+    </w:lvl>
+    <w:lvl w:ilvl="1" w:tplc="1C090003">
+      <w:start w:val="1"/>
+      <w:numFmt w:val="bullet"/>
+      <w:lvlText w:val="o"/>
+      <w:lvlJc w:val="left"/>
+      <w:pPr>
+        <w:ind w:left="1440" w:hanging="360"/>
+      </w:pPr>
+      <w:rPr>
+        <w:rFonts w:ascii="Courier New" w:hAnsi="Courier New" w:cs="Courier New" w:hint="default"/>
+      </w:rPr>
+    </w:lvl>
+    <w:lvl w:ilvl="2" w:tplc="1C090005">
+      <w:start w:val="1"/>
+      <w:numFmt w:val="bullet"/>
+      <w:lvlText w:val=""/>
+      <w:lvlJc w:val="left"/>
+      <w:pPr>
+        <w:ind w:left="2160" w:hanging="360"/>
+      </w:pPr>
+      <w:rPr>
+        <w:rFonts w:ascii="Wingdings" w:hAnsi="Wingdings" w:hint="default"/>
+      </w:rPr>
+    </w:lvl>
+    <w:lvl w:ilvl="3" w:tplc="1C090001" w:tentative="1">
+      <w:start w:val="1"/>
+      <w:numFmt w:val="bullet"/>
+      <w:lvlText w:val=""/>
+      <w:lvlJc w:val="left"/>
+      <w:pPr>
+        <w:ind w:left="2880" w:hanging="360"/>
+      </w:pPr>
+      <w:rPr>
+        <w:rFonts w:ascii="Symbol" w:hAnsi="Symbol" w:hint="default"/>
+      </w:rPr>
+    </w:lvl>
+    <w:lvl w:ilvl="4" w:tplc="1C090003" w:tentative="1">
+      <w:start w:val="1"/>
+      <w:numFmt w:val="bullet"/>
+      <w:lvlText w:val="o"/>
+      <w:lvlJc w:val="left"/>
+      <w:pPr>
+        <w:ind w:left="3600" w:hanging="360"/>
+      </w:pPr>
+      <w:rPr>
+        <w:rFonts w:ascii="Courier New" w:hAnsi="Courier New" w:cs="Courier New" w:hint="default"/>
+      </w:rPr>
+    </w:lvl>
+    <w:lvl w:ilvl="5" w:tplc="1C090005" w:tentative="1">
+      <w:start w:val="1"/>
+      <w:numFmt w:val="bullet"/>
+      <w:lvlText w:val=""/>
+      <w:lvlJc w:val="left"/>
+      <w:pPr>
+        <w:ind w:left="4320" w:hanging="360"/>
+      </w:pPr>
+      <w:rPr>
+        <w:rFonts w:ascii="Wingdings" w:hAnsi="Wingdings" w:hint="default"/>
+      </w:rPr>
+    </w:lvl>
+    <w:lvl w:ilvl="6" w:tplc="1C090001" w:tentative="1">
+      <w:start w:val="1"/>
+      <w:numFmt w:val="bullet"/>
+      <w:lvlText w:val=""/>
+      <w:lvlJc w:val="left"/>
+      <w:pPr>
+        <w:ind w:left="5040" w:hanging="360"/>
+      </w:pPr>
+      <w:rPr>
+        <w:rFonts w:ascii="Symbol" w:hAnsi="Symbol" w:hint="default"/>
+      </w:rPr>
+    </w:lvl>
+    <w:lvl w:ilvl="7" w:tplc="1C090003" w:tentative="1">
+      <w:start w:val="1"/>
+      <w:numFmt w:val="bullet"/>
+      <w:lvlText w:val="o"/>
+      <w:lvlJc w:val="left"/>
+      <w:pPr>
+        <w:ind w:left="5760" w:hanging="360"/>
+      </w:pPr>
+      <w:rPr>
+        <w:rFonts w:ascii="Courier New" w:hAnsi="Courier New" w:cs="Courier New" w:hint="default"/>
+      </w:rPr>
+    </w:lvl>
+    <w:lvl w:ilvl="8" w:tplc="1C090005" w:tentative="1">
+      <w:start w:val="1"/>
+      <w:numFmt w:val="bullet"/>
+      <w:lvlText w:val=""/>
+      <w:lvlJc w:val="left"/>
+      <w:pPr>
+        <w:ind w:left="6480" w:hanging="360"/>
+      </w:pPr>
+      <w:rPr>
+        <w:rFonts w:ascii="Wingdings" w:hAnsi="Wingdings" w:hint="default"/>
+      </w:rPr>
+    </w:lvl>
+  </w:abstractNum>
+  <w:num w:numId="1" w16cid:durableId="1895382598">
+    <w:abstractNumId w:val="0"/>
+  </w:num>
+  <w:num w:numId="2" w16cid:durableId="552158447">
+    <w:abstractNumId w:val="1"/>
+  </w:num>
+</w:numbering>
 </file>
 
 <file path=word/styles.xml><?xml version="1.0" encoding="utf-8"?>
@@ -1656,7 +2795,6 @@
     <w:next w:val="Normal"/>
     <w:link w:val="Heading2Char"/>
     <w:uiPriority w:val="9"/>
-    <w:semiHidden/>
     <w:unhideWhenUsed/>
     <w:qFormat/>
     <w:rsid w:val="00252C25"/>
@@ -1679,7 +2817,6 @@
     <w:next w:val="Normal"/>
     <w:link w:val="Heading3Char"/>
     <w:uiPriority w:val="9"/>
-    <w:semiHidden/>
     <w:unhideWhenUsed/>
     <w:qFormat/>
     <w:rsid w:val="00252C25"/>
@@ -1831,6 +2968,7 @@
   <w:style w:type="character" w:default="1" w:styleId="DefaultParagraphFont">
     <w:name w:val="Default Paragraph Font"/>
     <w:uiPriority w:val="1"/>
+    <w:semiHidden/>
     <w:unhideWhenUsed/>
   </w:style>
   <w:style w:type="table" w:default="1" w:styleId="TableNormal">
@@ -1872,7 +3010,6 @@
     <w:basedOn w:val="DefaultParagraphFont"/>
     <w:link w:val="Heading2"/>
     <w:uiPriority w:val="9"/>
-    <w:semiHidden/>
     <w:rsid w:val="00252C25"/>
     <w:rPr>
       <w:rFonts w:asciiTheme="majorHAnsi" w:eastAsiaTheme="majorEastAsia" w:hAnsiTheme="majorHAnsi" w:cstheme="majorBidi"/>
@@ -1886,7 +3023,6 @@
     <w:basedOn w:val="DefaultParagraphFont"/>
     <w:link w:val="Heading3"/>
     <w:uiPriority w:val="9"/>
-    <w:semiHidden/>
     <w:rsid w:val="00252C25"/>
     <w:rPr>
       <w:rFonts w:eastAsiaTheme="majorEastAsia" w:cstheme="majorBidi"/>
@@ -2195,6 +3331,75 @@
         <w:insideV w:val="single" w:sz="4" w:space="0" w:color="auto"/>
       </w:tblBorders>
     </w:tblPr>
+  </w:style>
+  <w:style w:type="paragraph" w:styleId="TOCHeading">
+    <w:name w:val="TOC Heading"/>
+    <w:basedOn w:val="Heading1"/>
+    <w:next w:val="Normal"/>
+    <w:uiPriority w:val="39"/>
+    <w:unhideWhenUsed/>
+    <w:qFormat/>
+    <w:rsid w:val="008C2A42"/>
+    <w:pPr>
+      <w:spacing w:before="240" w:after="0" w:line="259" w:lineRule="auto"/>
+      <w:outlineLvl w:val="9"/>
+    </w:pPr>
+    <w:rPr>
+      <w:kern w:val="0"/>
+      <w:sz w:val="32"/>
+      <w:szCs w:val="32"/>
+      <w:lang w:val="en-US"/>
+      <w14:ligatures w14:val="none"/>
+    </w:rPr>
+  </w:style>
+  <w:style w:type="paragraph" w:styleId="TOC1">
+    <w:name w:val="toc 1"/>
+    <w:basedOn w:val="Normal"/>
+    <w:next w:val="Normal"/>
+    <w:autoRedefine/>
+    <w:uiPriority w:val="39"/>
+    <w:unhideWhenUsed/>
+    <w:rsid w:val="008C2A42"/>
+    <w:pPr>
+      <w:spacing w:after="100"/>
+    </w:pPr>
+  </w:style>
+  <w:style w:type="paragraph" w:styleId="TOC2">
+    <w:name w:val="toc 2"/>
+    <w:basedOn w:val="Normal"/>
+    <w:next w:val="Normal"/>
+    <w:autoRedefine/>
+    <w:uiPriority w:val="39"/>
+    <w:unhideWhenUsed/>
+    <w:rsid w:val="008C2A42"/>
+    <w:pPr>
+      <w:spacing w:after="100"/>
+      <w:ind w:left="240"/>
+    </w:pPr>
+  </w:style>
+  <w:style w:type="paragraph" w:styleId="TOC3">
+    <w:name w:val="toc 3"/>
+    <w:basedOn w:val="Normal"/>
+    <w:next w:val="Normal"/>
+    <w:autoRedefine/>
+    <w:uiPriority w:val="39"/>
+    <w:unhideWhenUsed/>
+    <w:rsid w:val="008C2A42"/>
+    <w:pPr>
+      <w:spacing w:after="100"/>
+      <w:ind w:left="480"/>
+    </w:pPr>
+  </w:style>
+  <w:style w:type="character" w:styleId="Hyperlink">
+    <w:name w:val="Hyperlink"/>
+    <w:basedOn w:val="DefaultParagraphFont"/>
+    <w:uiPriority w:val="99"/>
+    <w:unhideWhenUsed/>
+    <w:rsid w:val="008C2A42"/>
+    <w:rPr>
+      <w:color w:val="467886" w:themeColor="hyperlink"/>
+      <w:u w:val="single"/>
+    </w:rPr>
   </w:style>
 </w:styles>
 </file>
@@ -2525,10 +3730,61 @@
 </CoverPageProperties>
 </file>
 
+<file path=customXml/item2.xml><?xml version="1.0" encoding="utf-8"?>
+<b:Sources xmlns:b="http://schemas.openxmlformats.org/officeDocument/2006/bibliography" xmlns="http://schemas.openxmlformats.org/officeDocument/2006/bibliography" SelectedStyle="\HarvardAnglia2008OfficeOnline.xsl" StyleName="Harvard - Anglia" Version="2008">
+  <b:Source>
+    <b:Tag>Xtr23</b:Tag>
+    <b:SourceType>InternetSite</b:SourceType>
+    <b:Guid>{27C216B1-B9E4-4418-8E41-46F6A3EF5074}</b:Guid>
+    <b:Title>Pixabay</b:Title>
+    <b:Year>2023</b:Year>
+    <b:YearAccessed>2026</b:YearAccessed>
+    <b:MonthAccessed>September</b:MonthAccessed>
+    <b:DayAccessed>28</b:DayAccessed>
+    <b:URL>https://pixabay.com/music/video-games-game-music-loop-10-145572/</b:URL>
+    <b:Month>April</b:Month>
+    <b:Day>10</b:Day>
+    <b:Author>
+      <b:Author>
+        <b:Corporate>XtremeFreddy</b:Corporate>
+      </b:Author>
+    </b:Author>
+    <b:RefOrder>1</b:RefOrder>
+  </b:Source>
+  <b:Source>
+    <b:Tag>Uni25</b:Tag>
+    <b:SourceType>InternetSite</b:SourceType>
+    <b:Guid>{A4DAE5BD-9FE7-48C2-9466-593BC67705DB}</b:Guid>
+    <b:Author>
+      <b:Author>
+        <b:Corporate>Universfield</b:Corporate>
+      </b:Author>
+    </b:Author>
+    <b:Title>Pixabay</b:Title>
+    <b:Year>2025</b:Year>
+    <b:YearAccessed>2026</b:YearAccessed>
+    <b:MonthAccessed>Septtember</b:MonthAccessed>
+    <b:DayAccessed>28</b:DayAccessed>
+    <b:URL>https://pixabay.com/sound-effects/film-special-effects-impact-thud-291047/</b:URL>
+    <b:Month>January</b:Month>
+    <b:Day>23</b:Day>
+    <b:RefOrder>2</b:RefOrder>
+  </b:Source>
+</b:Sources>
+</file>
+
 <file path=customXml/itemProps1.xml><?xml version="1.0" encoding="utf-8"?>
 <ds:datastoreItem xmlns:ds="http://schemas.openxmlformats.org/officeDocument/2006/customXml" ds:itemID="{55AF091B-3C7A-41E3-B477-F2FDAA23CFDA}">
   <ds:schemaRefs>
     <ds:schemaRef ds:uri="http://schemas.microsoft.com/office/2006/coverPageProps"/>
   </ds:schemaRefs>
 </ds:datastoreItem>
+</file>
+
+<file path=customXml/itemProps2.xml><?xml version="1.0" encoding="utf-8"?>
+<ds:datastoreItem xmlns:ds="http://schemas.openxmlformats.org/officeDocument/2006/customXml" ds:itemID="{4198955E-7BA7-48A0-B4C1-A0FF5F1CAC4B}">
+  <ds:schemaRefs>
+    <ds:schemaRef ds:uri="http://schemas.openxmlformats.org/officeDocument/2006/bibliography"/>
+  </ds:schemaRefs>
+</ds:datastoreItem>
 </file>
--- a/Managa_WAS262_SF1.docx
+++ b/Managa_WAS262_SF1.docx
@@ -1599,7 +1599,31 @@
     </w:p>
     <w:p>
       <w:r>
-        <w:t xml:space="preserve">The problem we are trying to address with EcoDash is how load-shedding can affect deliveries and access to essential resources in South Africa. The project uses a drone to deliver resources while navigating through urban environments such as Johannesburg, where electricity interruptions can affect normal delivery and charging infrastructure. The drone must also avoid environmental obstacles such as birds, buildings, and other objects while delivering resources to small buildings. Trigonometry and vector mathematics are used in EcoDash to simulate realistic drone movement and environmental challenges. The drone uses Math.cos(this.angle) to calculate its horizontal movement and Math.sin(this.angle) to calculate its vertical movement, allowing it to travel in the direction it is facing. Vector mathematics is also used to simulate wind by applying windForce, which pushes the drone sideways and represents a crosswind. Friction gradually reduces the drone's speed when it is not accelerating, simulating resistance from the environment. Distance calculations using the x and y differences between objects are used to detect collisions with birds and other obstacles. The game also includes battery drain while the drone is moving, requiring the player to manage energy and use charging zones, while load-shedding can disable the charging zones. Rain, wind, friction, battery consumption, and collision detection </w:t>
+        <w:t>The problem we are trying to address with EcoDash is how load-shedding can affect deliveries and access to essential resources in South Africa. The project uses a drone to deliver resources while navigating through urban environments such as Johannesburg, where electricity interruptions can affect normal delivery and charging infrastructure. The drone must also avoid environmental obstacles such as birds, buildings, and other objects while delivering resources to small buildings. Trigonometry and vector mathematics are used in EcoDash to simulate realistic drone movement and environmental challenges. The drone uses Math.cos(</w:t>
+      </w:r>
+      <w:proofErr w:type="gramStart"/>
+      <w:r>
+        <w:t>this.angle</w:t>
+      </w:r>
+      <w:proofErr w:type="gramEnd"/>
+      <w:r>
+        <w:t>) to calculate its horizontal movement and Math.sin(</w:t>
+      </w:r>
+      <w:proofErr w:type="gramStart"/>
+      <w:r>
+        <w:t>this.angle</w:t>
+      </w:r>
+      <w:proofErr w:type="gramEnd"/>
+      <w:r>
+        <w:t xml:space="preserve">) to calculate its vertical movement, allowing it to travel in the direction it is facing. Vector mathematics is also used to simulate wind by applying </w:t>
+      </w:r>
+      <w:proofErr w:type="spellStart"/>
+      <w:r>
+        <w:t>windForce</w:t>
+      </w:r>
+      <w:proofErr w:type="spellEnd"/>
+      <w:r>
+        <w:t xml:space="preserve">, which pushes the drone sideways and represents a crosswind. Friction gradually reduces the drone's speed when it is not accelerating, simulating resistance from the environment. Distance calculations using the x and y differences between objects are used to detect collisions with birds and other obstacles. The game also includes battery drain while the drone is moving, requiring the player to manage energy and use charging zones, while load-shedding can disable the charging zones. Rain, wind, friction, battery consumption, and collision detection </w:t>
       </w:r>
       <w:r>
         <w:lastRenderedPageBreak/>
@@ -2086,6 +2110,14 @@
           </w:sdtPr>
           <w:sdtContent>
             <w:p>
+              <w:pPr>
+                <w:pStyle w:val="Bibliography"/>
+                <w:rPr>
+                  <w:noProof/>
+                  <w:kern w:val="0"/>
+                  <w14:ligatures w14:val="none"/>
+                </w:rPr>
+              </w:pPr>
               <w:r>
                 <w:fldChar w:fldCharType="begin"/>
               </w:r>
@@ -2097,13 +2129,145 @@
               </w:r>
               <w:r>
                 <w:rPr>
-                  <w:b/>
-                  <w:bCs/>
                   <w:noProof/>
-                  <w:lang w:val="en-US"/>
                 </w:rPr>
-                <w:t>There are no sources in the current document.</w:t>
+                <w:t xml:space="preserve">Klemenflerin, 2025. </w:t>
               </w:r>
+              <w:r>
+                <w:rPr>
+                  <w:i/>
+                  <w:iCs/>
+                  <w:noProof/>
+                </w:rPr>
+                <w:t xml:space="preserve">Pixabay. </w:t>
+              </w:r>
+              <w:r>
+                <w:rPr>
+                  <w:noProof/>
+                </w:rPr>
+                <w:t xml:space="preserve">[Online] </w:t>
+              </w:r>
+              <w:r>
+                <w:rPr>
+                  <w:noProof/>
+                </w:rPr>
+                <w:br/>
+                <w:t xml:space="preserve">Available at: </w:t>
+              </w:r>
+              <w:r>
+                <w:rPr>
+                  <w:noProof/>
+                  <w:u w:val="single"/>
+                </w:rPr>
+                <w:t>https://pixabay.com/users/klemenflerin-52045420/</w:t>
+              </w:r>
+              <w:r>
+                <w:rPr>
+                  <w:noProof/>
+                </w:rPr>
+                <w:br/>
+                <w:t>[Accessed 28 September 2026].</w:t>
+              </w:r>
+            </w:p>
+            <w:p>
+              <w:pPr>
+                <w:pStyle w:val="Bibliography"/>
+                <w:rPr>
+                  <w:noProof/>
+                </w:rPr>
+              </w:pPr>
+              <w:r>
+                <w:rPr>
+                  <w:noProof/>
+                </w:rPr>
+                <w:t xml:space="preserve">Universfield, 2025. </w:t>
+              </w:r>
+              <w:r>
+                <w:rPr>
+                  <w:i/>
+                  <w:iCs/>
+                  <w:noProof/>
+                </w:rPr>
+                <w:t xml:space="preserve">Pixabay. </w:t>
+              </w:r>
+              <w:r>
+                <w:rPr>
+                  <w:noProof/>
+                </w:rPr>
+                <w:t xml:space="preserve">[Online] </w:t>
+              </w:r>
+              <w:r>
+                <w:rPr>
+                  <w:noProof/>
+                </w:rPr>
+                <w:br/>
+                <w:t xml:space="preserve">Available at: </w:t>
+              </w:r>
+              <w:r>
+                <w:rPr>
+                  <w:noProof/>
+                  <w:u w:val="single"/>
+                </w:rPr>
+                <w:t>https://pixabay.com/sound-effects/film-special-effects-impact-thud-291047/</w:t>
+              </w:r>
+              <w:r>
+                <w:rPr>
+                  <w:noProof/>
+                </w:rPr>
+                <w:br/>
+                <w:t>[Accessed 28 Septtember 2026].</w:t>
+              </w:r>
+            </w:p>
+            <w:p>
+              <w:pPr>
+                <w:pStyle w:val="Bibliography"/>
+                <w:rPr>
+                  <w:noProof/>
+                </w:rPr>
+              </w:pPr>
+              <w:r>
+                <w:rPr>
+                  <w:noProof/>
+                </w:rPr>
+                <w:t xml:space="preserve">XtremeFreddy, 2023. </w:t>
+              </w:r>
+              <w:r>
+                <w:rPr>
+                  <w:i/>
+                  <w:iCs/>
+                  <w:noProof/>
+                </w:rPr>
+                <w:t xml:space="preserve">Pixabay. </w:t>
+              </w:r>
+              <w:r>
+                <w:rPr>
+                  <w:noProof/>
+                </w:rPr>
+                <w:t xml:space="preserve">[Online] </w:t>
+              </w:r>
+              <w:r>
+                <w:rPr>
+                  <w:noProof/>
+                </w:rPr>
+                <w:br/>
+                <w:t xml:space="preserve">Available at: </w:t>
+              </w:r>
+              <w:r>
+                <w:rPr>
+                  <w:noProof/>
+                  <w:u w:val="single"/>
+                </w:rPr>
+                <w:t>https://pixabay.com/music/video-games-game-music-loop-10-145572/</w:t>
+              </w:r>
+              <w:r>
+                <w:rPr>
+                  <w:noProof/>
+                </w:rPr>
+                <w:br/>
+                <w:t>[Accessed 28 September 2026].</w:t>
+              </w:r>
+            </w:p>
+            <w:p>
               <w:r>
                 <w:rPr>
                   <w:b/>
@@ -3401,6 +3565,14 @@
       <w:u w:val="single"/>
     </w:rPr>
   </w:style>
+  <w:style w:type="paragraph" w:styleId="Bibliography">
+    <w:name w:val="Bibliography"/>
+    <w:basedOn w:val="Normal"/>
+    <w:next w:val="Normal"/>
+    <w:uiPriority w:val="37"/>
+    <w:unhideWhenUsed/>
+    <w:rsid w:val="00152FAF"/>
+  </w:style>
 </w:styles>
 </file>
 
@@ -3770,6 +3942,25 @@
     <b:Day>23</b:Day>
     <b:RefOrder>2</b:RefOrder>
   </b:Source>
+  <b:Source>
+    <b:Tag>Kle25</b:Tag>
+    <b:SourceType>InternetSite</b:SourceType>
+    <b:Guid>{77E472B1-06DC-44E7-B154-00E42168D707}</b:Guid>
+    <b:Author>
+      <b:Author>
+        <b:Corporate>Klemenflerin</b:Corporate>
+      </b:Author>
+    </b:Author>
+    <b:Title>Pixabay</b:Title>
+    <b:Year>2025</b:Year>
+    <b:YearAccessed>2026</b:YearAccessed>
+    <b:MonthAccessed>September</b:MonthAccessed>
+    <b:DayAccessed>28</b:DayAccessed>
+    <b:URL>https://pixabay.com/users/klemenflerin-52045420/</b:URL>
+    <b:Month>September</b:Month>
+    <b:Day>1</b:Day>
+    <b:RefOrder>3</b:RefOrder>
+  </b:Source>
 </b:Sources>
 </file>
 
@@ -3782,7 +3973,7 @@
 </file>
 
 <file path=customXml/itemProps2.xml><?xml version="1.0" encoding="utf-8"?>
-<ds:datastoreItem xmlns:ds="http://schemas.openxmlformats.org/officeDocument/2006/customXml" ds:itemID="{4198955E-7BA7-48A0-B4C1-A0FF5F1CAC4B}">
+<ds:datastoreItem xmlns:ds="http://schemas.openxmlformats.org/officeDocument/2006/customXml" ds:itemID="{045D35DB-282A-49C1-9D14-8E0D08DA498B}">
   <ds:schemaRefs>
     <ds:schemaRef ds:uri="http://schemas.openxmlformats.org/officeDocument/2006/bibliography"/>
   </ds:schemaRefs>
